--- a/testakten/elternunterhalt-pflegeheim-sozialamtsregress-aachen/05_geschwister_anteilige_haftung.docx
+++ b/testakten/elternunterhalt-pflegeheim-sozialamtsregress-aachen/05_geschwister_anteilige_haftung.docx
@@ -48,7 +48,7 @@
         <w:jc w:val="left"/>
       </w:pPr>
       <w:r>
-        <w:t>Mehrere gleich nahe Verwandte haften nach § 1606 Abs. 3 Satz 1 BGB für den Unterhalt anteilig nach ihren Erwerbs- und Vermögensverhältnissen. Es liegt also keine gesamtschuldnerische Haftung vor; jedes Kind schuldet nur den auf es entfallenden Anteil. Das Sozialamt kann den Mandanten daher nicht für den gesamten ungedeckten Bedarf in Anspruch nehmen, soweit die Schwester ebenfalls leistungsfähig ist.</w:t>
+        <w:t>Mehrere gleich nahe Verwandte haften nach Paragraf 1606 Abs. 3 Satz 1 BGB für den Unterhalt anteilig nach ihren Erwerbs- und Vermögensverhältnissen. Es liegt also keine gesamtschuldnerische Haftung vor; jedes Kind schuldet nur den auf es entfallenden Anteil. Das Sozialamt kann den Mandanten daher nicht für den gesamten ungedeckten Bedarf in Anspruch nehmen, soweit die Schwester ebenfalls leistungsfähig ist.</w:t>
       </w:r>
     </w:p>
     <w:p>
@@ -124,7 +124,7 @@
         <w:jc w:val="left"/>
       </w:pPr>
       <w:r>
-        <w:t>Quellenpflicht nach references/zitierweise.md. Grundlage sind die Angaben des Mandanten und seiner Schwester. Belege zum Einkommen der Schwester liegen noch nicht vor. Normbezug: § 1606 Abs. 3 Satz 1 BGB, Angehörigen-Entlastungsgesetz, § 94 SGB XII.</w:t>
+        <w:t>Quellenpflicht nach references/zitierweise.md. Grundlage sind die Angaben des Mandanten und seiner Schwester. Belege zum Einkommen der Schwester liegen noch nicht vor. Normbezug: Paragraf 1606 Abs. 3 Satz 1 BGB, Angehörigen-Entlastungsgesetz, Paragraf 94 SGB XII.</w:t>
       </w:r>
     </w:p>
     <w:sectPr>
